--- a/output/投研舆情晨报_2026-10-30.docx
+++ b/output/投研舆情晨报_2026-10-30.docx
@@ -19,7 +19,7 @@
           <w:color w:val="8A939E"/>
           <w:sz w:val="18"/>
         </w:rPr>
-        <w:t>覆盖 6 家媒体 · 入库 15,720 条 · 去重后 2,257 条 · 识别热点 64 个</w:t>
+        <w:t>覆盖 6 家媒体 · 入库 15,851 条 · 去重后 2,342 条 · 识别热点 56 个</w:t>
       </w:r>
     </w:p>
     <w:p>
@@ -126,69 +126,7 @@
           </w:tcPr>
           <w:p>
             <w:r>
-              <w:t>0.772</w:t>
-            </w:r>
-          </w:p>
-        </w:tc>
-        <w:tc>
-          <w:tcPr>
-            <w:tcW w:type="dxa" w:w="1440"/>
-          </w:tcPr>
-          <w:p>
-            <w:r>
-              <w:t>爆点</w:t>
-            </w:r>
-          </w:p>
-        </w:tc>
-        <w:tc>
-          <w:tcPr>
-            <w:tcW w:type="dxa" w:w="1440"/>
-          </w:tcPr>
-          <w:p>
-            <w:r>
-              <w:t>宏观政策</w:t>
-            </w:r>
-          </w:p>
-        </w:tc>
-        <w:tc>
-          <w:tcPr>
-            <w:tcW w:type="dxa" w:w="1440"/>
-          </w:tcPr>
-          <w:p>
-            <w:r>
-              <w:t>随着英国财政大臣发表讲话，英国10年期国债收益率进一步下降，</w:t>
-            </w:r>
-          </w:p>
-        </w:tc>
-        <w:tc>
-          <w:tcPr>
-            <w:tcW w:type="dxa" w:w="1440"/>
-          </w:tcPr>
-          <w:p>
-            <w:r>
-              <w:t>20/3</w:t>
-            </w:r>
-          </w:p>
-        </w:tc>
-      </w:tr>
-      <w:tr>
-        <w:tc>
-          <w:tcPr>
-            <w:tcW w:type="dxa" w:w="1440"/>
-          </w:tcPr>
-          <w:p>
-            <w:r>
-              <w:t>2</w:t>
-            </w:r>
-          </w:p>
-        </w:tc>
-        <w:tc>
-          <w:tcPr>
-            <w:tcW w:type="dxa" w:w="1440"/>
-          </w:tcPr>
-          <w:p>
-            <w:r>
-              <w:t>0.727</w:t>
+              <w:t>0.882</w:t>
             </w:r>
           </w:p>
         </w:tc>
@@ -228,7 +166,69 @@
           </w:tcPr>
           <w:p>
             <w:r>
-              <w:t>23/3</w:t>
+              <w:t>40/3</w:t>
+            </w:r>
+          </w:p>
+        </w:tc>
+      </w:tr>
+      <w:tr>
+        <w:tc>
+          <w:tcPr>
+            <w:tcW w:type="dxa" w:w="1440"/>
+          </w:tcPr>
+          <w:p>
+            <w:r>
+              <w:t>2</w:t>
+            </w:r>
+          </w:p>
+        </w:tc>
+        <w:tc>
+          <w:tcPr>
+            <w:tcW w:type="dxa" w:w="1440"/>
+          </w:tcPr>
+          <w:p>
+            <w:r>
+              <w:t>0.754</w:t>
+            </w:r>
+          </w:p>
+        </w:tc>
+        <w:tc>
+          <w:tcPr>
+            <w:tcW w:type="dxa" w:w="1440"/>
+          </w:tcPr>
+          <w:p>
+            <w:r>
+              <w:t>爆点</w:t>
+            </w:r>
+          </w:p>
+        </w:tc>
+        <w:tc>
+          <w:tcPr>
+            <w:tcW w:type="dxa" w:w="1440"/>
+          </w:tcPr>
+          <w:p>
+            <w:r>
+              <w:t>国际市场</w:t>
+            </w:r>
+          </w:p>
+        </w:tc>
+        <w:tc>
+          <w:tcPr>
+            <w:tcW w:type="dxa" w:w="1440"/>
+          </w:tcPr>
+          <w:p>
+            <w:r>
+              <w:t>财经早报丨美联储10月如期按兵不动，将减少议息次数，西班牙列</w:t>
+            </w:r>
+          </w:p>
+        </w:tc>
+        <w:tc>
+          <w:tcPr>
+            <w:tcW w:type="dxa" w:w="1440"/>
+          </w:tcPr>
+          <w:p>
+            <w:r>
+              <w:t>17/2</w:t>
             </w:r>
           </w:p>
         </w:tc>
@@ -250,7 +250,7 @@
           </w:tcPr>
           <w:p>
             <w:r>
-              <w:t>0.662</w:t>
+              <w:t>0.738</w:t>
             </w:r>
           </w:p>
         </w:tc>
@@ -280,7 +280,7 @@
           </w:tcPr>
           <w:p>
             <w:r>
-              <w:t>央行上海总部：9月末上海“五篇大文章”贷款余额同比增长11.</w:t>
+              <w:t>提醒：北京时间21:15，欧洲央行发布政策利率（主要再融资利</w:t>
             </w:r>
           </w:p>
         </w:tc>
@@ -290,7 +290,7 @@
           </w:tcPr>
           <w:p>
             <w:r>
-              <w:t>11/3</w:t>
+              <w:t>13/3</w:t>
             </w:r>
           </w:p>
         </w:tc>
@@ -312,7 +312,69 @@
           </w:tcPr>
           <w:p>
             <w:r>
-              <w:t>0.624</w:t>
+              <w:t>0.724</w:t>
+            </w:r>
+          </w:p>
+        </w:tc>
+        <w:tc>
+          <w:tcPr>
+            <w:tcW w:type="dxa" w:w="1440"/>
+          </w:tcPr>
+          <w:p>
+            <w:r>
+              <w:t>爆点</w:t>
+            </w:r>
+          </w:p>
+        </w:tc>
+        <w:tc>
+          <w:tcPr>
+            <w:tcW w:type="dxa" w:w="1440"/>
+          </w:tcPr>
+          <w:p>
+            <w:r>
+              <w:t>金融市场</w:t>
+            </w:r>
+          </w:p>
+        </w:tc>
+        <w:tc>
+          <w:tcPr>
+            <w:tcW w:type="dxa" w:w="1440"/>
+          </w:tcPr>
+          <w:p>
+            <w:r>
+              <w:t>港股收评：恒指跌0.59%失守23000点 科指跌2.84%</w:t>
+            </w:r>
+          </w:p>
+        </w:tc>
+        <w:tc>
+          <w:tcPr>
+            <w:tcW w:type="dxa" w:w="1440"/>
+          </w:tcPr>
+          <w:p>
+            <w:r>
+              <w:t>12/4</w:t>
+            </w:r>
+          </w:p>
+        </w:tc>
+      </w:tr>
+      <w:tr>
+        <w:tc>
+          <w:tcPr>
+            <w:tcW w:type="dxa" w:w="1440"/>
+          </w:tcPr>
+          <w:p>
+            <w:r>
+              <w:t>5</w:t>
+            </w:r>
+          </w:p>
+        </w:tc>
+        <w:tc>
+          <w:tcPr>
+            <w:tcW w:type="dxa" w:w="1440"/>
+          </w:tcPr>
+          <w:p>
+            <w:r>
+              <w:t>0.691</w:t>
             </w:r>
           </w:p>
         </w:tc>
@@ -342,7 +404,7 @@
           </w:tcPr>
           <w:p>
             <w:r>
-              <w:t>夜盘期货开盘，沥青涨超3%，乙二醇、燃油、原油涨超2%，塑料</w:t>
+              <w:t>商品期货开盘，燃料油、沥青主力合约涨超3%，丙烯、短纤、塑料</w:t>
             </w:r>
           </w:p>
         </w:tc>
@@ -364,7 +426,7 @@
           </w:tcPr>
           <w:p>
             <w:r>
-              <w:t>5</w:t>
+              <w:t>6</w:t>
             </w:r>
           </w:p>
         </w:tc>
@@ -374,7 +436,7 @@
           </w:tcPr>
           <w:p>
             <w:r>
-              <w:t>0.614</w:t>
+              <w:t>0.578</w:t>
             </w:r>
           </w:p>
         </w:tc>
@@ -384,7 +446,7 @@
           </w:tcPr>
           <w:p>
             <w:r>
-              <w:t>爆点</w:t>
+              <w:t>高热</w:t>
             </w:r>
           </w:p>
         </w:tc>
@@ -426,7 +488,7 @@
           </w:tcPr>
           <w:p>
             <w:r>
-              <w:t>6</w:t>
+              <w:t>7</w:t>
             </w:r>
           </w:p>
         </w:tc>
@@ -436,7 +498,7 @@
           </w:tcPr>
           <w:p>
             <w:r>
-              <w:t>0.573</w:t>
+              <w:t>0.551</w:t>
             </w:r>
           </w:p>
         </w:tc>
@@ -446,7 +508,69 @@
           </w:tcPr>
           <w:p>
             <w:r>
-              <w:t>爆点</w:t>
+              <w:t>高热</w:t>
+            </w:r>
+          </w:p>
+        </w:tc>
+        <w:tc>
+          <w:tcPr>
+            <w:tcW w:type="dxa" w:w="1440"/>
+          </w:tcPr>
+          <w:p>
+            <w:r>
+              <w:t>宏观政策</w:t>
+            </w:r>
+          </w:p>
+        </w:tc>
+        <w:tc>
+          <w:tcPr>
+            <w:tcW w:type="dxa" w:w="1440"/>
+          </w:tcPr>
+          <w:p>
+            <w:r>
+              <w:t>10月29日央行开展1150亿元7天期逆回购操作</w:t>
+            </w:r>
+          </w:p>
+        </w:tc>
+        <w:tc>
+          <w:tcPr>
+            <w:tcW w:type="dxa" w:w="1440"/>
+          </w:tcPr>
+          <w:p>
+            <w:r>
+              <w:t>3/3</w:t>
+            </w:r>
+          </w:p>
+        </w:tc>
+      </w:tr>
+      <w:tr>
+        <w:tc>
+          <w:tcPr>
+            <w:tcW w:type="dxa" w:w="1440"/>
+          </w:tcPr>
+          <w:p>
+            <w:r>
+              <w:t>8</w:t>
+            </w:r>
+          </w:p>
+        </w:tc>
+        <w:tc>
+          <w:tcPr>
+            <w:tcW w:type="dxa" w:w="1440"/>
+          </w:tcPr>
+          <w:p>
+            <w:r>
+              <w:t>0.546</w:t>
+            </w:r>
+          </w:p>
+        </w:tc>
+        <w:tc>
+          <w:tcPr>
+            <w:tcW w:type="dxa" w:w="1440"/>
+          </w:tcPr>
+          <w:p>
+            <w:r>
+              <w:t>高热</w:t>
             </w:r>
           </w:p>
         </w:tc>
@@ -476,7 +600,7 @@
           </w:tcPr>
           <w:p>
             <w:r>
-              <w:t>11/2</w:t>
+              <w:t>8/2</w:t>
             </w:r>
           </w:p>
         </w:tc>
@@ -488,7 +612,7 @@
           </w:tcPr>
           <w:p>
             <w:r>
-              <w:t>7</w:t>
+              <w:t>9</w:t>
             </w:r>
           </w:p>
         </w:tc>
@@ -498,7 +622,7 @@
           </w:tcPr>
           <w:p>
             <w:r>
-              <w:t>0.572</w:t>
+              <w:t>0.529</w:t>
             </w:r>
           </w:p>
         </w:tc>
@@ -518,7 +642,7 @@
           </w:tcPr>
           <w:p>
             <w:r>
-              <w:t>金融市场</w:t>
+              <w:t>综合</w:t>
             </w:r>
           </w:p>
         </w:tc>
@@ -528,7 +652,7 @@
           </w:tcPr>
           <w:p>
             <w:r>
-              <w:t>港股收评：恒指跌0.59%失守23000点 科指跌2.84%</w:t>
+              <w:t>日经225指数开盘涨0.27%。韩国首尔综指高开0.08%。</w:t>
             </w:r>
           </w:p>
         </w:tc>
@@ -538,7 +662,7 @@
           </w:tcPr>
           <w:p>
             <w:r>
-              <w:t>11/3</w:t>
+              <w:t>4/2</w:t>
             </w:r>
           </w:p>
         </w:tc>
@@ -550,7 +674,7 @@
           </w:tcPr>
           <w:p>
             <w:r>
-              <w:t>8</w:t>
+              <w:t>10</w:t>
             </w:r>
           </w:p>
         </w:tc>
@@ -560,7 +684,7 @@
           </w:tcPr>
           <w:p>
             <w:r>
-              <w:t>0.538</w:t>
+              <w:t>0.520</w:t>
             </w:r>
           </w:p>
         </w:tc>
@@ -605,130 +729,6 @@
           </w:p>
         </w:tc>
       </w:tr>
-      <w:tr>
-        <w:tc>
-          <w:tcPr>
-            <w:tcW w:type="dxa" w:w="1440"/>
-          </w:tcPr>
-          <w:p>
-            <w:r>
-              <w:t>9</w:t>
-            </w:r>
-          </w:p>
-        </w:tc>
-        <w:tc>
-          <w:tcPr>
-            <w:tcW w:type="dxa" w:w="1440"/>
-          </w:tcPr>
-          <w:p>
-            <w:r>
-              <w:t>0.520</w:t>
-            </w:r>
-          </w:p>
-        </w:tc>
-        <w:tc>
-          <w:tcPr>
-            <w:tcW w:type="dxa" w:w="1440"/>
-          </w:tcPr>
-          <w:p>
-            <w:r>
-              <w:t>高热</w:t>
-            </w:r>
-          </w:p>
-        </w:tc>
-        <w:tc>
-          <w:tcPr>
-            <w:tcW w:type="dxa" w:w="1440"/>
-          </w:tcPr>
-          <w:p>
-            <w:r>
-              <w:t>金融市场</w:t>
-            </w:r>
-          </w:p>
-        </w:tc>
-        <w:tc>
-          <w:tcPr>
-            <w:tcW w:type="dxa" w:w="1440"/>
-          </w:tcPr>
-          <w:p>
-            <w:r>
-              <w:t>银行板块持续走高，“工农中建”四大行均涨超1%，A+H股总市</w:t>
-            </w:r>
-          </w:p>
-        </w:tc>
-        <w:tc>
-          <w:tcPr>
-            <w:tcW w:type="dxa" w:w="1440"/>
-          </w:tcPr>
-          <w:p>
-            <w:r>
-              <w:t>5/3</w:t>
-            </w:r>
-          </w:p>
-        </w:tc>
-      </w:tr>
-      <w:tr>
-        <w:tc>
-          <w:tcPr>
-            <w:tcW w:type="dxa" w:w="1440"/>
-          </w:tcPr>
-          <w:p>
-            <w:r>
-              <w:t>10</w:t>
-            </w:r>
-          </w:p>
-        </w:tc>
-        <w:tc>
-          <w:tcPr>
-            <w:tcW w:type="dxa" w:w="1440"/>
-          </w:tcPr>
-          <w:p>
-            <w:r>
-              <w:t>0.471</w:t>
-            </w:r>
-          </w:p>
-        </w:tc>
-        <w:tc>
-          <w:tcPr>
-            <w:tcW w:type="dxa" w:w="1440"/>
-          </w:tcPr>
-          <w:p>
-            <w:r>
-              <w:t>高热</w:t>
-            </w:r>
-          </w:p>
-        </w:tc>
-        <w:tc>
-          <w:tcPr>
-            <w:tcW w:type="dxa" w:w="1440"/>
-          </w:tcPr>
-          <w:p>
-            <w:r>
-              <w:t>综合</w:t>
-            </w:r>
-          </w:p>
-        </w:tc>
-        <w:tc>
-          <w:tcPr>
-            <w:tcW w:type="dxa" w:w="1440"/>
-          </w:tcPr>
-          <w:p>
-            <w:r>
-              <w:t>内塔尼亚胡阵营领先但未获多数 以色列组阁前景仍不明朗</w:t>
-            </w:r>
-          </w:p>
-        </w:tc>
-        <w:tc>
-          <w:tcPr>
-            <w:tcW w:type="dxa" w:w="1440"/>
-          </w:tcPr>
-          <w:p>
-            <w:r>
-              <w:t>3/2</w:t>
-            </w:r>
-          </w:p>
-        </w:tc>
-      </w:tr>
     </w:tbl>
     <w:p>
       <w:pPr>
@@ -746,7 +746,7 @@
         <w:pStyle w:val="Heading2"/>
       </w:pPr>
       <w:r>
-        <w:t>随着英国财政大臣发表讲话，英国10年期国债收益率进一步下降，最新下行1.4个基点</w:t>
+        <w:t>10月30日收盘：纳指跌超1% Alphabet财报不及预期跌超12% AI担忧重燃引发</w:t>
       </w:r>
     </w:p>
     <w:p>
@@ -755,7 +755,7 @@
           <w:color w:val="8A939E"/>
           <w:sz w:val="18"/>
         </w:rPr>
-        <w:t>热度 0.772（爆点）· 20 篇 / 3 家媒体 · 宏观政策</w:t>
+        <w:t>热度 0.882（爆点）· 40 篇 / 3 家媒体 · 国际市场</w:t>
       </w:r>
     </w:p>
     <w:p>
@@ -767,7 +767,7 @@
         <w:t>事件概述：</w:t>
       </w:r>
       <w:r>
-        <w:t>「随着英国财政大臣发表讲话，英国10年期国债收益率进一步下降，最新下行1.4个基点」由 20 篇报道聚合而成，覆盖 3 家媒体，热度 0.772（爆点），所属板块类目：宏观政策。</w:t>
+        <w:t>「10月30日收盘：纳指跌超1% Alphabet财报不及预期跌超12% AI担忧重燃引发科技股抛」由 40 篇报道聚合而成，覆盖 3 家媒体，热度 0.882（爆点），所属板块类目：国际市场。</w:t>
       </w:r>
     </w:p>
     <w:p>
@@ -779,7 +779,155 @@
         <w:t>关键信息：</w:t>
       </w:r>
       <w:r>
-        <w:t>随着英国财政大臣发表讲话，英国10年期国债收益率进一步下降，最新下行1.4个基点；英国国债上涨，30年期国债收益率下行3个基点至5.72%。；英国国债上涨 2506亿英镑发债计划基本符合预期</w:t>
+        <w:t>10月30日收盘：纳指跌超1% Alphabet财报不及预期跌超12% AI担忧；10月30日隔夜要闻：美股收跌 油价震荡 金价下跌 美军中央司令部司令向特朗普汇；科技巨头财报加剧AI投资回报担忧，纳指期货大跌2.5%，英特尔盘前暴跌超25%</w:t>
+      </w:r>
+    </w:p>
+    <w:p>
+      <w:r>
+        <w:rPr>
+          <w:b/>
+          <w:color w:val="16324F"/>
+        </w:rPr>
+        <w:t>市场影响：</w:t>
+      </w:r>
+      <w:r>
+        <w:t>关联板块代码：BK1036、BK0459。（LLM 不可用，未生成研判，以上为检索与统计事实）</w:t>
+      </w:r>
+    </w:p>
+    <w:p>
+      <w:r>
+        <w:rPr>
+          <w:b/>
+          <w:color w:val="16324F"/>
+        </w:rPr>
+        <w:t>关注要点：</w:t>
+      </w:r>
+      <w:r>
+        <w:t>建议人工复核该事件的后续进展与板块联动。</w:t>
+      </w:r>
+    </w:p>
+    <w:p>
+      <w:r>
+        <w:rPr>
+          <w:color w:val="8A939E"/>
+          <w:sz w:val="17"/>
+        </w:rPr>
+        <w:t>引用：[1]10月30日收盘：纳指跌超1% Alphabet财报 / [2]10月30日隔夜要闻：美股收跌 油价震荡 金价下跌  / [3]科技巨头财报加剧AI投资回报担忧，纳指期货大跌2.5 / [4]美股三大股指集体低开，道指跌0.45%，标普500指</w:t>
+      </w:r>
+    </w:p>
+    <w:p>
+      <w:pPr>
+        <w:pStyle w:val="Heading2"/>
+      </w:pPr>
+      <w:r>
+        <w:t>财经早报丨美联储10月如期按兵不动，将减少议息次数，西班牙列车相撞死亡人数升至68人丨2</w:t>
+      </w:r>
+    </w:p>
+    <w:p>
+      <w:r>
+        <w:rPr>
+          <w:color w:val="8A939E"/>
+          <w:sz w:val="18"/>
+        </w:rPr>
+        <w:t>热度 0.754（爆点）· 17 篇 / 2 家媒体 · 国际市场</w:t>
+      </w:r>
+    </w:p>
+    <w:p>
+      <w:r>
+        <w:rPr>
+          <w:b/>
+          <w:color w:val="16324F"/>
+        </w:rPr>
+        <w:t>事件概述：</w:t>
+      </w:r>
+      <w:r>
+        <w:t>「财经早报丨美联储10月如期按兵不动，将减少议息次数，西班牙列车相撞死亡人数升至68人丨2026年」由 17 篇报道聚合而成，覆盖 2 家媒体，热度 0.754（爆点），所属板块类目：国际市场。</w:t>
+      </w:r>
+    </w:p>
+    <w:p>
+      <w:r>
+        <w:rPr>
+          <w:b/>
+          <w:color w:val="16324F"/>
+        </w:rPr>
+        <w:t>关键信息：</w:t>
+      </w:r>
+      <w:r>
+        <w:t>财经早报丨美联储10月如期按兵不动，将减少议息次数，西班牙列车相撞死亡人数升至6；一图解读美联储10月决议：如期“按兵不动”，明年起减少议息次数！；美联储主席宣布将减少议息频次</w:t>
+      </w:r>
+    </w:p>
+    <w:p>
+      <w:r>
+        <w:rPr>
+          <w:b/>
+          <w:color w:val="16324F"/>
+        </w:rPr>
+        <w:t>市场影响：</w:t>
+      </w:r>
+      <w:r>
+        <w:t>关联板块代码：BK0732、BK1617。（LLM 不可用，未生成研判，以上为检索与统计事实）</w:t>
+      </w:r>
+    </w:p>
+    <w:p>
+      <w:r>
+        <w:rPr>
+          <w:b/>
+          <w:color w:val="16324F"/>
+        </w:rPr>
+        <w:t>关注要点：</w:t>
+      </w:r>
+      <w:r>
+        <w:t>建议人工复核该事件的后续进展与板块联动。</w:t>
+      </w:r>
+    </w:p>
+    <w:p>
+      <w:r>
+        <w:rPr>
+          <w:color w:val="8A939E"/>
+          <w:sz w:val="17"/>
+        </w:rPr>
+        <w:t>引用：[1]财经早报丨美联储10月如期按兵不动，将减少议息次数， / [2]一图解读美联储10月决议：如期“按兵不动”，明年起减 / [3]美联储主席宣布将减少议息频次 / [4]美联储拟减少年度利率决策次数 华尔街警告：32万亿美</w:t>
+      </w:r>
+    </w:p>
+    <w:p>
+      <w:pPr>
+        <w:pStyle w:val="Heading2"/>
+      </w:pPr>
+      <w:r>
+        <w:t>提醒：北京时间21:15，欧洲央行发布政策利率（主要再融资利率，存款便利利率，边</w:t>
+      </w:r>
+    </w:p>
+    <w:p>
+      <w:r>
+        <w:rPr>
+          <w:color w:val="8A939E"/>
+          <w:sz w:val="18"/>
+        </w:rPr>
+        <w:t>热度 0.738（爆点）· 13 篇 / 3 家媒体 · 宏观政策</w:t>
+      </w:r>
+    </w:p>
+    <w:p>
+      <w:r>
+        <w:rPr>
+          <w:b/>
+          <w:color w:val="16324F"/>
+        </w:rPr>
+        <w:t>事件概述：</w:t>
+      </w:r>
+      <w:r>
+        <w:t>「提醒：北京时间21:15，欧洲央行发布政策利率（主要再融资利率，存款便利利率，边」由 13 篇报道聚合而成，覆盖 3 家媒体，热度 0.738（爆点），所属板块类目：宏观政策。</w:t>
+      </w:r>
+    </w:p>
+    <w:p>
+      <w:r>
+        <w:rPr>
+          <w:b/>
+          <w:color w:val="16324F"/>
+        </w:rPr>
+        <w:t>关键信息：</w:t>
+      </w:r>
+      <w:r>
+        <w:t>提醒：北京时间21:15，欧洲央行发布政策利率（主要再融资利率，存款便利利率，边；欧洲央行按兵不动，12月或加息25基点；欧元区欧洲央行主要再融资利率 2.65%，预期 2.65%，前值 2.65%。</w:t>
       </w:r>
     </w:p>
     <w:p>
@@ -812,7 +960,7 @@
           <w:color w:val="8A939E"/>
           <w:sz w:val="17"/>
         </w:rPr>
-        <w:t>引用：[1]随着英国财政大臣发表讲话，英国10年期国债收益率进一 / [2]英国国债上涨，30年期国债收益率下行3个基点至5.7 / [3]英国国债上涨 2506亿英镑发债计划基本符合预期 / [4]日本10年期国债收益率下行6个基点至2.775%。</w:t>
+        <w:t>引用：[1]提醒：北京时间21:15，欧洲央行发布政策利率（主要 / [2]欧洲央行按兵不动，12月或加息25基点 / [3]欧元区欧洲央行主要再融资利率 2.65%，预期 2. / [4]欧元区欧洲央行存款便利利率 2.5%，预期 2.5%</w:t>
       </w:r>
     </w:p>
     <w:p>
@@ -820,7 +968,7 @@
         <w:pStyle w:val="Heading2"/>
       </w:pPr>
       <w:r>
-        <w:t>10月30日收盘：纳指跌超1% Alphabet财报不及预期跌超12% AI担忧重燃引发</w:t>
+        <w:t>港股收评：恒指跌0.59%失守23000点 科指跌2.84% 科网股低迷 光通信板块下挫</w:t>
       </w:r>
     </w:p>
     <w:p>
@@ -829,7 +977,7 @@
           <w:color w:val="8A939E"/>
           <w:sz w:val="18"/>
         </w:rPr>
-        <w:t>热度 0.727（爆点）· 23 篇 / 3 家媒体 · 国际市场</w:t>
+        <w:t>热度 0.724（爆点）· 12 篇 / 4 家媒体 · 金融市场</w:t>
       </w:r>
     </w:p>
     <w:p>
@@ -841,7 +989,7 @@
         <w:t>事件概述：</w:t>
       </w:r>
       <w:r>
-        <w:t>「10月30日收盘：纳指跌超1% Alphabet财报不及预期跌超12% AI担忧重燃引发科技股抛」由 23 篇报道聚合而成，覆盖 3 家媒体，热度 0.727（爆点），所属板块类目：国际市场。</w:t>
+        <w:t>「港股收评：恒指跌0.59%失守23000点 科指跌2.84% 科网股低迷 光通信板块下挫」由 12 篇报道聚合而成，覆盖 4 家媒体，热度 0.724（爆点），所属板块类目：金融市场。</w:t>
       </w:r>
     </w:p>
     <w:p>
@@ -853,7 +1001,7 @@
         <w:t>关键信息：</w:t>
       </w:r>
       <w:r>
-        <w:t>10月30日收盘：纳指跌超1% Alphabet财报不及预期跌超12% AI担忧；10月30日隔夜要闻：美股收跌 油价震荡 金价下跌 美军中央司令部司令向特朗普汇；美股三大股指集体低开，道指跌0.45%，标普500指数跌0.5%，纳指跌1.35</w:t>
+        <w:t>港股收评：恒指跌0.59%失守23000点 科指跌2.84% 科网股低迷 光通信；港股午评：恒指涨1.64% 科指涨1.43% 科网股普涨 航运板块走强；快讯：恒指低开0.03% 恒科指跌0.5% 科网股低迷 创新药概念股高开</w:t>
       </w:r>
     </w:p>
     <w:p>
@@ -886,7 +1034,7 @@
           <w:color w:val="8A939E"/>
           <w:sz w:val="17"/>
         </w:rPr>
-        <w:t>引用：[1]10月30日收盘：纳指跌超1% Alphabet财报 / [2]10月30日隔夜要闻：美股收跌 油价震荡 金价下跌  / [3]美股三大股指集体低开，道指跌0.45%，标普500指 / [4]Alphabet财报不及预期、美联储维持利率不变，美</w:t>
+        <w:t>引用：[1]港股收评：恒指跌0.59%失守23000点 科指跌2 / [2]港股午评：恒指涨1.64% 科指涨1.43% 科网股 / [3]快讯：恒指低开0.03% 恒科指跌0.5% 科网股低 / [4]港股低开低走，恒生科技指数跌幅扩大逾1%</w:t>
       </w:r>
     </w:p>
     <w:p>
@@ -894,7 +1042,7 @@
         <w:pStyle w:val="Heading2"/>
       </w:pPr>
       <w:r>
-        <w:t>央行上海总部：9月末上海“五篇大文章”贷款余额同比增长11.6%，明显高于各项贷款增速</w:t>
+        <w:t>商品期货开盘，燃料油、沥青主力合约涨超3%，丙烯、短纤、塑料、瓶片涨超2%。碳酸</w:t>
       </w:r>
     </w:p>
     <w:p>
@@ -903,7 +1051,7 @@
           <w:color w:val="8A939E"/>
           <w:sz w:val="18"/>
         </w:rPr>
-        <w:t>热度 0.662（爆点）· 11 篇 / 3 家媒体 · 宏观政策</w:t>
+        <w:t>热度 0.691（爆点）· 9 篇 / 3 家媒体 · 大宗与能化</w:t>
       </w:r>
     </w:p>
     <w:p>
@@ -915,7 +1063,7 @@
         <w:t>事件概述：</w:t>
       </w:r>
       <w:r>
-        <w:t>「央行上海总部：9月末上海“五篇大文章”贷款余额同比增长11.6%，明显高于各项贷款增速」由 11 篇报道聚合而成，覆盖 3 家媒体，热度 0.662（爆点），所属板块类目：宏观政策。</w:t>
+        <w:t>「商品期货开盘，燃料油、沥青主力合约涨超3%，丙烯、短纤、塑料、瓶片涨超2%。碳酸」由 9 篇报道聚合而成，覆盖 3 家媒体，热度 0.691（爆点），所属板块类目：大宗与能化。</w:t>
       </w:r>
     </w:p>
     <w:p>
@@ -927,7 +1075,7 @@
         <w:t>关键信息：</w:t>
       </w:r>
       <w:r>
-        <w:t>央行上海总部：9月末上海“五篇大文章”贷款余额同比增长11.6%，明显高于各项贷；人民银行上海总部：前三季度，长三角地区人民币各项存款增加5.31万亿元；央行发布2026年三季度金融机构贷款投向统计报告</w:t>
+        <w:t>商品期货开盘，燃料油、沥青主力合约涨超3%，丙烯、短纤、塑料、瓶片涨超2%。碳酸；开盘|国内期货主力合约涨多跌少，燃料油、沥青涨超3%；夜盘期货开盘，原油涨超3%，纯苯、对二甲苯、苯乙烯、沥青、合成橡胶涨超2%，瓶片</w:t>
       </w:r>
     </w:p>
     <w:p>
@@ -960,155 +1108,7 @@
           <w:color w:val="8A939E"/>
           <w:sz w:val="17"/>
         </w:rPr>
-        <w:t>引用：[1]央行上海总部：9月末上海“五篇大文章”贷款余额同比增 / [2]人民银行上海总部：前三季度，长三角地区人民币各项存款 / [3]央行发布2026年三季度金融机构贷款投向统计报告 / [4]央行：前三季度人民币贷款增加11.52万亿元</w:t>
-      </w:r>
-    </w:p>
-    <w:p>
-      <w:pPr>
-        <w:pStyle w:val="Heading2"/>
-      </w:pPr>
-      <w:r>
-        <w:t>夜盘期货开盘，沥青涨超3%，乙二醇、燃油、原油涨超2%，塑料、甲醇、短纤、瓶片、</w:t>
-      </w:r>
-    </w:p>
-    <w:p>
-      <w:r>
-        <w:rPr>
-          <w:color w:val="8A939E"/>
-          <w:sz w:val="18"/>
-        </w:rPr>
-        <w:t>热度 0.624（爆点）· 9 篇 / 3 家媒体 · 大宗与能化</w:t>
-      </w:r>
-    </w:p>
-    <w:p>
-      <w:r>
-        <w:rPr>
-          <w:b/>
-          <w:color w:val="16324F"/>
-        </w:rPr>
-        <w:t>事件概述：</w:t>
-      </w:r>
-      <w:r>
-        <w:t>「夜盘期货开盘，沥青涨超3%，乙二醇、燃油、原油涨超2%，塑料、甲醇、短纤、瓶片、」由 9 篇报道聚合而成，覆盖 3 家媒体，热度 0.624（爆点），所属板块类目：大宗与能化。</w:t>
-      </w:r>
-    </w:p>
-    <w:p>
-      <w:r>
-        <w:rPr>
-          <w:b/>
-          <w:color w:val="16324F"/>
-        </w:rPr>
-        <w:t>关键信息：</w:t>
-      </w:r>
-      <w:r>
-        <w:t>夜盘期货开盘，沥青涨超3%，乙二醇、燃油、原油涨超2%，塑料、甲醇、短纤、瓶片、；国内商品期货夜盘开盘 主力合约多数上涨；商品期货开盘，燃料油、沥青主力合约涨超3%，丙烯、短纤、塑料、瓶片涨超2%。碳酸</w:t>
-      </w:r>
-    </w:p>
-    <w:p>
-      <w:r>
-        <w:rPr>
-          <w:b/>
-          <w:color w:val="16324F"/>
-        </w:rPr>
-        <w:t>市场影响：</w:t>
-      </w:r>
-      <w:r>
-        <w:t>关联板块代码：本簇未携带板块标签。（LLM 不可用，未生成研判，以上为检索与统计事实）</w:t>
-      </w:r>
-    </w:p>
-    <w:p>
-      <w:r>
-        <w:rPr>
-          <w:b/>
-          <w:color w:val="16324F"/>
-        </w:rPr>
-        <w:t>关注要点：</w:t>
-      </w:r>
-      <w:r>
-        <w:t>建议人工复核该事件的后续进展与板块联动。</w:t>
-      </w:r>
-    </w:p>
-    <w:p>
-      <w:r>
-        <w:rPr>
-          <w:color w:val="8A939E"/>
-          <w:sz w:val="17"/>
-        </w:rPr>
-        <w:t>引用：[1]夜盘期货开盘，沥青涨超3%，乙二醇、燃油、原油涨超2 / [2]国内商品期货夜盘开盘 主力合约多数上涨 / [3]商品期货开盘，燃料油、沥青主力合约涨超3%，丙烯、短 / [4]开盘|国内期货主力合约涨多跌少，燃料油、沥青涨超3%</w:t>
-      </w:r>
-    </w:p>
-    <w:p>
-      <w:pPr>
-        <w:pStyle w:val="Heading2"/>
-      </w:pPr>
-      <w:r>
-        <w:t>一文读懂|尽管担忧通胀 美联储仍维持利率不变 两人反对 沃什称将减少制定利率的会议</w:t>
-      </w:r>
-    </w:p>
-    <w:p>
-      <w:r>
-        <w:rPr>
-          <w:color w:val="8A939E"/>
-          <w:sz w:val="18"/>
-        </w:rPr>
-        <w:t>热度 0.614（爆点）· 10 篇 / 2 家媒体 · 国际市场</w:t>
-      </w:r>
-    </w:p>
-    <w:p>
-      <w:r>
-        <w:rPr>
-          <w:b/>
-          <w:color w:val="16324F"/>
-        </w:rPr>
-        <w:t>事件概述：</w:t>
-      </w:r>
-      <w:r>
-        <w:t>「一文读懂|尽管担忧通胀 美联储仍维持利率不变 两人反对 沃什称将减少制定利率的会议」由 10 篇报道聚合而成，覆盖 2 家媒体，热度 0.614（爆点），所属板块类目：国际市场。</w:t>
-      </w:r>
-    </w:p>
-    <w:p>
-      <w:r>
-        <w:rPr>
-          <w:b/>
-          <w:color w:val="16324F"/>
-        </w:rPr>
-        <w:t>关键信息：</w:t>
-      </w:r>
-      <w:r>
-        <w:t>一文读懂|尽管担忧通胀 美联储仍维持利率不变 两人反对 沃什称将减少制定利率的会；美联储以10比2维持利率不变 沃什称金融条件有所收紧；沃什学会不露声色地运用美联储权力</w:t>
-      </w:r>
-    </w:p>
-    <w:p>
-      <w:r>
-        <w:rPr>
-          <w:b/>
-          <w:color w:val="16324F"/>
-        </w:rPr>
-        <w:t>市场影响：</w:t>
-      </w:r>
-      <w:r>
-        <w:t>关联板块代码：本簇未携带板块标签。（LLM 不可用，未生成研判，以上为检索与统计事实）</w:t>
-      </w:r>
-    </w:p>
-    <w:p>
-      <w:r>
-        <w:rPr>
-          <w:b/>
-          <w:color w:val="16324F"/>
-        </w:rPr>
-        <w:t>关注要点：</w:t>
-      </w:r>
-      <w:r>
-        <w:t>建议人工复核该事件的后续进展与板块联动。</w:t>
-      </w:r>
-    </w:p>
-    <w:p>
-      <w:r>
-        <w:rPr>
-          <w:color w:val="8A939E"/>
-          <w:sz w:val="17"/>
-        </w:rPr>
-        <w:t>引用：[1]一文读懂|尽管担忧通胀 美联储仍维持利率不变 两人反 / [2]美联储以10比2维持利率不变 沃什称金融条件有所收紧 / [3]沃什学会不露声色地运用美联储权力 / [4]美联储主席沃什：央行将在未来几年减少制定利率的会议次</w:t>
+        <w:t>引用：[1]商品期货开盘，燃料油、沥青主力合约涨超3%，丙烯、短 / [2]开盘|国内期货主力合约涨多跌少，燃料油、沥青涨超3% / [3]夜盘期货开盘，原油涨超3%，纯苯、对二甲苯、苯乙烯、 / [4]收评|国内期货主力合约跌多涨少，碳酸锂跌超8%</w:t>
       </w:r>
     </w:p>
     <w:p>
@@ -1127,7 +1127,7 @@
         <w:pStyle w:val="ListBullet"/>
       </w:pPr>
       <w:r>
-        <w:t>采集：6 家媒体公开接口，累计入库 15,720 条</w:t>
+        <w:t>采集：6 家媒体公开接口，累计入库 15,851 条</w:t>
       </w:r>
     </w:p>
     <w:p>
@@ -1135,7 +1135,7 @@
         <w:pStyle w:val="ListBullet"/>
       </w:pPr>
       <w:r>
-        <w:t>三层去重：2,479 → 2,257 条（精确83/SimHash10/语义129）</w:t>
+        <w:t>三层去重：2,591 → 2,342 条（精确99/SimHash15/语义135）</w:t>
       </w:r>
     </w:p>
     <w:p>
